--- a/_site/ofimatica/2023-05-31-combinando-hojas-de-excel-con-vba/index.docx
+++ b/_site/ofimatica/2023-05-31-combinando-hojas-de-excel-con-vba/index.docx
@@ -803,7 +803,7 @@
     </w:p>
     <w:bookmarkEnd w:id="31"/>
     <w:bookmarkEnd w:id="32"/>
-    <w:bookmarkStart w:id="59" w:name="publicaciones-similares"/>
+    <w:bookmarkStart w:id="37" w:name="publicaciones-similares"/>
     <w:p>
       <w:pPr>
         <w:pStyle w:val="Heading1"/>
@@ -833,237 +833,6 @@
         <w:t xml:space="preserve"> </w:t>
       </w:r>
       <w:hyperlink r:id="rId34">
-        <w:r>
-          <w:rPr>
-            <w:rStyle w:val="Hyperlink"/>
-          </w:rPr>
-          <w:t xml:space="preserve">01 Introduccion Al Lenguaje Y Editor Vba</w:t>
-        </w:r>
-      </w:hyperlink>
-    </w:p>
-    <w:p>
-      <w:pPr>
-        <w:pStyle w:val="Compact"/>
-        <w:numPr>
-          <w:ilvl w:val="0"/>
-          <w:numId w:val="1003"/>
-        </w:numPr>
-      </w:pPr>
-      <w:hyperlink r:id="rId35"/>
-      <w:r>
-        <w:t xml:space="preserve"> </w:t>
-      </w:r>
-      <w:hyperlink r:id="rId36">
-        <w:r>
-          <w:rPr>
-            <w:rStyle w:val="Hyperlink"/>
-          </w:rPr>
-          <w:t xml:space="preserve">02 Grabar Y Modificar</w:t>
-        </w:r>
-      </w:hyperlink>
-    </w:p>
-    <w:p>
-      <w:pPr>
-        <w:pStyle w:val="Compact"/>
-        <w:numPr>
-          <w:ilvl w:val="0"/>
-          <w:numId w:val="1003"/>
-        </w:numPr>
-      </w:pPr>
-      <w:hyperlink r:id="rId37"/>
-      <w:r>
-        <w:t xml:space="preserve"> </w:t>
-      </w:r>
-      <w:hyperlink r:id="rId38">
-        <w:r>
-          <w:rPr>
-            <w:rStyle w:val="Hyperlink"/>
-          </w:rPr>
-          <w:t xml:space="preserve">03 Procedimientos</w:t>
-        </w:r>
-      </w:hyperlink>
-    </w:p>
-    <w:p>
-      <w:pPr>
-        <w:pStyle w:val="Compact"/>
-        <w:numPr>
-          <w:ilvl w:val="0"/>
-          <w:numId w:val="1003"/>
-        </w:numPr>
-      </w:pPr>
-      <w:hyperlink r:id="rId39"/>
-      <w:r>
-        <w:t xml:space="preserve"> </w:t>
-      </w:r>
-      <w:hyperlink r:id="rId40">
-        <w:r>
-          <w:rPr>
-            <w:rStyle w:val="Hyperlink"/>
-          </w:rPr>
-          <w:t xml:space="preserve">04 Funciones En Vba</w:t>
-        </w:r>
-      </w:hyperlink>
-    </w:p>
-    <w:p>
-      <w:pPr>
-        <w:pStyle w:val="Compact"/>
-        <w:numPr>
-          <w:ilvl w:val="0"/>
-          <w:numId w:val="1003"/>
-        </w:numPr>
-      </w:pPr>
-      <w:hyperlink r:id="rId41"/>
-      <w:r>
-        <w:t xml:space="preserve"> </w:t>
-      </w:r>
-      <w:hyperlink r:id="rId42">
-        <w:r>
-          <w:rPr>
-            <w:rStyle w:val="Hyperlink"/>
-          </w:rPr>
-          <w:t xml:space="preserve">05 Funciones Condicionales Estructuras Condicionales</w:t>
-        </w:r>
-      </w:hyperlink>
-    </w:p>
-    <w:p>
-      <w:pPr>
-        <w:pStyle w:val="Compact"/>
-        <w:numPr>
-          <w:ilvl w:val="0"/>
-          <w:numId w:val="1003"/>
-        </w:numPr>
-      </w:pPr>
-      <w:hyperlink r:id="rId43"/>
-      <w:r>
-        <w:t xml:space="preserve"> </w:t>
-      </w:r>
-      <w:hyperlink r:id="rId44">
-        <w:r>
-          <w:rPr>
-            <w:rStyle w:val="Hyperlink"/>
-          </w:rPr>
-          <w:t xml:space="preserve">06 Funciones Iterativas Estructuras Repetitivas O Bucles</w:t>
-        </w:r>
-      </w:hyperlink>
-    </w:p>
-    <w:p>
-      <w:pPr>
-        <w:pStyle w:val="Compact"/>
-        <w:numPr>
-          <w:ilvl w:val="0"/>
-          <w:numId w:val="1003"/>
-        </w:numPr>
-      </w:pPr>
-      <w:hyperlink r:id="rId45"/>
-      <w:r>
-        <w:t xml:space="preserve"> </w:t>
-      </w:r>
-      <w:hyperlink r:id="rId46">
-        <w:r>
-          <w:rPr>
-            <w:rStyle w:val="Hyperlink"/>
-          </w:rPr>
-          <w:t xml:space="preserve">07 Formularios</w:t>
-        </w:r>
-      </w:hyperlink>
-    </w:p>
-    <w:p>
-      <w:pPr>
-        <w:pStyle w:val="Compact"/>
-        <w:numPr>
-          <w:ilvl w:val="0"/>
-          <w:numId w:val="1003"/>
-        </w:numPr>
-      </w:pPr>
-      <w:hyperlink r:id="rId47"/>
-      <w:r>
-        <w:t xml:space="preserve"> </w:t>
-      </w:r>
-      <w:hyperlink r:id="rId48">
-        <w:r>
-          <w:rPr>
-            <w:rStyle w:val="Hyperlink"/>
-          </w:rPr>
-          <w:t xml:space="preserve">08 Eventos</w:t>
-        </w:r>
-      </w:hyperlink>
-    </w:p>
-    <w:p>
-      <w:pPr>
-        <w:pStyle w:val="Compact"/>
-        <w:numPr>
-          <w:ilvl w:val="0"/>
-          <w:numId w:val="1003"/>
-        </w:numPr>
-      </w:pPr>
-      <w:hyperlink r:id="rId49"/>
-      <w:r>
-        <w:t xml:space="preserve"> </w:t>
-      </w:r>
-      <w:hyperlink r:id="rId50">
-        <w:r>
-          <w:rPr>
-            <w:rStyle w:val="Hyperlink"/>
-          </w:rPr>
-          <w:t xml:space="preserve">Comando Para Convertir Docx A Odt</w:t>
-        </w:r>
-      </w:hyperlink>
-    </w:p>
-    <w:p>
-      <w:pPr>
-        <w:pStyle w:val="Compact"/>
-        <w:numPr>
-          <w:ilvl w:val="0"/>
-          <w:numId w:val="1003"/>
-        </w:numPr>
-      </w:pPr>
-      <w:hyperlink r:id="rId51"/>
-      <w:r>
-        <w:t xml:space="preserve"> </w:t>
-      </w:r>
-      <w:hyperlink r:id="rId52">
-        <w:r>
-          <w:rPr>
-            <w:rStyle w:val="Hyperlink"/>
-          </w:rPr>
-          <w:t xml:space="preserve">Buscar Reemplazar En Libreoffice</w:t>
-        </w:r>
-      </w:hyperlink>
-    </w:p>
-    <w:p>
-      <w:pPr>
-        <w:pStyle w:val="Compact"/>
-        <w:numPr>
-          <w:ilvl w:val="0"/>
-          <w:numId w:val="1003"/>
-        </w:numPr>
-      </w:pPr>
-      <w:hyperlink r:id="rId53"/>
-      <w:r>
-        <w:t xml:space="preserve"> </w:t>
-      </w:r>
-      <w:hyperlink r:id="rId54">
-        <w:r>
-          <w:rPr>
-            <w:rStyle w:val="Hyperlink"/>
-          </w:rPr>
-          <w:t xml:space="preserve">Anclaje Envoltura Alineacion Y Organizacion De Objetos En Llibreoffice</w:t>
-        </w:r>
-      </w:hyperlink>
-    </w:p>
-    <w:p>
-      <w:pPr>
-        <w:pStyle w:val="Compact"/>
-        <w:numPr>
-          <w:ilvl w:val="0"/>
-          <w:numId w:val="1003"/>
-        </w:numPr>
-      </w:pPr>
-      <w:hyperlink r:id="rId55"/>
-      <w:r>
-        <w:t xml:space="preserve"> </w:t>
-      </w:r>
-      <w:hyperlink r:id="rId56">
         <w:r>
           <w:rPr>
             <w:rStyle w:val="Hyperlink"/>
@@ -1080,11 +849,11 @@
           <w:numId w:val="1003"/>
         </w:numPr>
       </w:pPr>
-      <w:hyperlink r:id="rId57"/>
+      <w:hyperlink r:id="rId35"/>
       <w:r>
         <w:t xml:space="preserve"> </w:t>
       </w:r>
-      <w:hyperlink r:id="rId58">
+      <w:hyperlink r:id="rId36">
         <w:r>
           <w:rPr>
             <w:rStyle w:val="Hyperlink"/>
@@ -1101,7 +870,7 @@
         <w:t xml:space="preserve">Esperamos que encuentres estas publicaciones igualmente interesantes y útiles. ¡Disfruta de la lectura!</w:t>
       </w:r>
     </w:p>
-    <w:bookmarkEnd w:id="59"/>
+    <w:bookmarkEnd w:id="37"/>
     <w:sectPr>
       <w:headerReference r:id="rId8" w:type="even"/>
       <w:headerReference r:id="rId9" w:type="default"/>
